--- a/docs/lista_louvores/Textos_Louvores/ESCOLHIDO PELA GRAÇA.docx
+++ b/docs/lista_louvores/Textos_Louvores/ESCOLHIDO PELA GRAÇA.docx
@@ -4,125 +4,315 @@
   <w:body>
     <w:p>
       <w:pPr>
-        <w:spacing w:before="120"/>
+        <w:pStyle w:val="Ttulo1"/>
       </w:pPr>
       <w:r>
-        <w:rPr>
-          <w:rFonts w:ascii="Arial" w:hAnsi="Arial" w:cs="Arial"/>
-          <w:sz w:val="28"/>
-          <w:szCs w:val="28"/>
-          <w:u w:val="single"/>
-        </w:rPr>
         <w:t>ESCOLHIDO PELA GRAÇA</w:t>
-      </w:r>
-    </w:p>
-    <w:p/>
-    <w:p>
-      <w:pPr>
-        <w:rPr>
-          <w:rFonts w:ascii="Arial" w:eastAsia="Arial" w:hAnsi="Arial" w:cs="Arial"/>
-        </w:rPr>
-      </w:pPr>
-      <w:r>
-        <w:rPr>
-          <w:rFonts w:ascii="Arial" w:eastAsia="Arial" w:hAnsi="Arial" w:cs="Arial"/>
-        </w:rPr>
-        <w:t>Pode um morto se levantar?</w:t>
       </w:r>
     </w:p>
     <w:p>
       <w:pPr>
-        <w:rPr>
-          <w:rFonts w:ascii="Arial" w:eastAsia="Arial" w:hAnsi="Arial" w:cs="Arial"/>
+        <w:spacing w:after="120"/>
+        <w:rPr>
+          <w:rFonts w:eastAsia="Arial"/>
         </w:rPr>
       </w:pPr>
       <w:r>
         <w:rPr>
-          <w:rFonts w:ascii="Arial" w:eastAsia="Arial" w:hAnsi="Arial" w:cs="Arial"/>
+          <w:rFonts w:eastAsia="Arial"/>
+        </w:rPr>
+        <w:t>Pode um morto se levantar?</w:t>
+      </w:r>
+      <w:r>
+        <w:rPr>
+          <w:rFonts w:eastAsia="Arial"/>
+        </w:rPr>
+        <w:br/>
+      </w:r>
+      <w:r>
+        <w:rPr>
+          <w:rFonts w:eastAsia="Arial"/>
         </w:rPr>
         <w:t>Pode um escravo se libertar?</w:t>
+      </w:r>
+      <w:r>
+        <w:rPr>
+          <w:rFonts w:eastAsia="Arial"/>
+        </w:rPr>
+        <w:br/>
+      </w:r>
+      <w:r>
+        <w:rPr>
+          <w:rFonts w:eastAsia="Arial"/>
+        </w:rPr>
+        <w:t>Pode um cego se dar visão?</w:t>
+      </w:r>
+      <w:r>
+        <w:rPr>
+          <w:rFonts w:eastAsia="Arial"/>
+        </w:rPr>
+        <w:br/>
+      </w:r>
+      <w:r>
+        <w:rPr>
+          <w:rFonts w:eastAsia="Arial"/>
+        </w:rPr>
+        <w:t>Ou se escolhe a salvação?</w:t>
       </w:r>
     </w:p>
     <w:p>
       <w:pPr>
-        <w:rPr>
-          <w:rFonts w:ascii="Arial" w:eastAsia="Arial" w:hAnsi="Arial" w:cs="Arial"/>
+        <w:spacing w:after="120"/>
+        <w:rPr>
+          <w:rFonts w:eastAsia="Arial"/>
+          <w:b/>
+          <w:bCs/>
+          <w:i/>
+          <w:iCs/>
         </w:rPr>
       </w:pPr>
       <w:r>
         <w:rPr>
-          <w:rFonts w:ascii="Arial" w:eastAsia="Arial" w:hAnsi="Arial" w:cs="Arial"/>
-        </w:rPr>
-        <w:t>Pode um cego se dar visão?</w:t>
+          <w:rFonts w:eastAsia="Arial"/>
+          <w:b/>
+          <w:bCs/>
+          <w:i/>
+          <w:iCs/>
+        </w:rPr>
+        <w:t xml:space="preserve">Escolhido </w:t>
+      </w:r>
+      <w:proofErr w:type="gramStart"/>
+      <w:r>
+        <w:rPr>
+          <w:rFonts w:eastAsia="Arial"/>
+          <w:b/>
+          <w:bCs/>
+          <w:i/>
+          <w:iCs/>
+        </w:rPr>
+        <w:t>fui, escolhido</w:t>
+      </w:r>
+      <w:proofErr w:type="gramEnd"/>
+      <w:r>
+        <w:rPr>
+          <w:rFonts w:eastAsia="Arial"/>
+          <w:b/>
+          <w:bCs/>
+          <w:i/>
+          <w:iCs/>
+        </w:rPr>
+        <w:t xml:space="preserve"> sou</w:t>
+      </w:r>
+      <w:r>
+        <w:rPr>
+          <w:rFonts w:eastAsia="Arial"/>
+          <w:b/>
+          <w:bCs/>
+          <w:i/>
+          <w:iCs/>
+        </w:rPr>
+        <w:br/>
+      </w:r>
+      <w:r>
+        <w:rPr>
+          <w:rFonts w:eastAsia="Arial"/>
+          <w:b/>
+          <w:bCs/>
+          <w:i/>
+          <w:iCs/>
+        </w:rPr>
+        <w:t>Desde o princípio por Deus criador</w:t>
+      </w:r>
+      <w:r>
+        <w:rPr>
+          <w:rFonts w:eastAsia="Arial"/>
+          <w:b/>
+          <w:bCs/>
+          <w:i/>
+          <w:iCs/>
+        </w:rPr>
+        <w:br/>
+      </w:r>
+      <w:r>
+        <w:rPr>
+          <w:rFonts w:eastAsia="Arial"/>
+          <w:b/>
+          <w:bCs/>
+          <w:i/>
+          <w:iCs/>
+        </w:rPr>
+        <w:t xml:space="preserve">Escolhido </w:t>
+      </w:r>
+      <w:proofErr w:type="gramStart"/>
+      <w:r>
+        <w:rPr>
+          <w:rFonts w:eastAsia="Arial"/>
+          <w:b/>
+          <w:bCs/>
+          <w:i/>
+          <w:iCs/>
+        </w:rPr>
+        <w:t>fui, escolhido</w:t>
+      </w:r>
+      <w:proofErr w:type="gramEnd"/>
+      <w:r>
+        <w:rPr>
+          <w:rFonts w:eastAsia="Arial"/>
+          <w:b/>
+          <w:bCs/>
+          <w:i/>
+          <w:iCs/>
+        </w:rPr>
+        <w:t xml:space="preserve"> sou</w:t>
+      </w:r>
+      <w:r>
+        <w:rPr>
+          <w:rFonts w:eastAsia="Arial"/>
+          <w:b/>
+          <w:bCs/>
+          <w:i/>
+          <w:iCs/>
+        </w:rPr>
+        <w:br/>
+      </w:r>
+      <w:r>
+        <w:rPr>
+          <w:rFonts w:eastAsia="Arial"/>
+          <w:b/>
+          <w:bCs/>
+          <w:i/>
+          <w:iCs/>
+        </w:rPr>
+        <w:t>Pela graça, pelo amor</w:t>
       </w:r>
     </w:p>
     <w:p>
       <w:pPr>
-        <w:rPr>
-          <w:rFonts w:ascii="Arial" w:eastAsia="Arial" w:hAnsi="Arial" w:cs="Arial"/>
+        <w:spacing w:after="120"/>
+        <w:rPr>
+          <w:rFonts w:eastAsia="Arial"/>
         </w:rPr>
       </w:pPr>
       <w:r>
         <w:rPr>
-          <w:rFonts w:ascii="Arial" w:eastAsia="Arial" w:hAnsi="Arial" w:cs="Arial"/>
-        </w:rPr>
-        <w:t>Ou se escolhe a salvação?</w:t>
+          <w:rFonts w:eastAsia="Arial"/>
+        </w:rPr>
+        <w:t>Não existia razão em mim</w:t>
+      </w:r>
+      <w:r>
+        <w:rPr>
+          <w:rFonts w:eastAsia="Arial"/>
+        </w:rPr>
+        <w:br/>
+      </w:r>
+      <w:r>
+        <w:rPr>
+          <w:rFonts w:eastAsia="Arial"/>
+        </w:rPr>
+        <w:t>Para o Deus santo escolher-me</w:t>
+      </w:r>
+      <w:r>
+        <w:rPr>
+          <w:rFonts w:eastAsia="Arial"/>
+        </w:rPr>
+        <w:br/>
+      </w:r>
+      <w:r>
+        <w:rPr>
+          <w:rFonts w:eastAsia="Arial"/>
+        </w:rPr>
+        <w:t>Sem exigência elegeu a mim</w:t>
+      </w:r>
+      <w:r>
+        <w:rPr>
+          <w:rFonts w:eastAsia="Arial"/>
+        </w:rPr>
+        <w:br/>
+      </w:r>
+      <w:r>
+        <w:rPr>
+          <w:rFonts w:eastAsia="Arial"/>
+        </w:rPr>
+        <w:t>Pois nunca iria querer-lhe!</w:t>
       </w:r>
     </w:p>
     <w:p>
       <w:pPr>
-        <w:rPr>
-          <w:rFonts w:ascii="Arial" w:eastAsia="Arial" w:hAnsi="Arial" w:cs="Arial"/>
+        <w:spacing w:after="120"/>
+        <w:rPr>
+          <w:rFonts w:eastAsia="Arial"/>
+          <w:b/>
+          <w:bCs/>
+          <w:i/>
+          <w:iCs/>
         </w:rPr>
       </w:pPr>
+      <w:r>
+        <w:rPr>
+          <w:rFonts w:eastAsia="Arial"/>
+          <w:b/>
+          <w:bCs/>
+          <w:i/>
+          <w:iCs/>
+        </w:rPr>
+        <w:t>[REFRÃO]</w:t>
+      </w:r>
     </w:p>
     <w:p>
       <w:pPr>
-        <w:rPr>
-          <w:rFonts w:ascii="Arial" w:eastAsia="Arial" w:hAnsi="Arial" w:cs="Arial"/>
-          <w:b/>
-          <w:bCs/>
-          <w:i/>
-          <w:iCs/>
+        <w:spacing w:after="120"/>
+        <w:rPr>
+          <w:rFonts w:eastAsia="Arial"/>
         </w:rPr>
       </w:pPr>
       <w:r>
         <w:rPr>
-          <w:rFonts w:ascii="Arial" w:eastAsia="Arial" w:hAnsi="Arial" w:cs="Arial"/>
-          <w:b/>
-          <w:bCs/>
-          <w:i/>
-          <w:iCs/>
-        </w:rPr>
-        <w:t xml:space="preserve">Escolhido </w:t>
-      </w:r>
-      <w:proofErr w:type="gramStart"/>
-      <w:r>
-        <w:rPr>
-          <w:rFonts w:ascii="Arial" w:eastAsia="Arial" w:hAnsi="Arial" w:cs="Arial"/>
-          <w:b/>
-          <w:bCs/>
-          <w:i/>
-          <w:iCs/>
-        </w:rPr>
-        <w:t>fui, escolhido</w:t>
-      </w:r>
-      <w:proofErr w:type="gramEnd"/>
-      <w:r>
-        <w:rPr>
-          <w:rFonts w:ascii="Arial" w:eastAsia="Arial" w:hAnsi="Arial" w:cs="Arial"/>
-          <w:b/>
-          <w:bCs/>
-          <w:i/>
-          <w:iCs/>
-        </w:rPr>
-        <w:t xml:space="preserve"> sou</w:t>
+          <w:rFonts w:eastAsia="Arial"/>
+        </w:rPr>
+        <w:t>Na morte de Cristo, o Salvador</w:t>
+      </w:r>
+      <w:r>
+        <w:rPr>
+          <w:rFonts w:eastAsia="Arial"/>
+        </w:rPr>
+        <w:br/>
+      </w:r>
+      <w:r>
+        <w:rPr>
+          <w:rFonts w:eastAsia="Arial"/>
+        </w:rPr>
+        <w:t>A morte nos foi derrotada</w:t>
+      </w:r>
+      <w:r>
+        <w:rPr>
+          <w:rFonts w:eastAsia="Arial"/>
+        </w:rPr>
+        <w:br/>
+      </w:r>
+      <w:r>
+        <w:rPr>
+          <w:rFonts w:eastAsia="Arial"/>
+        </w:rPr>
+        <w:t>Nem uma gota de sangue eficaz</w:t>
+      </w:r>
+      <w:r>
+        <w:rPr>
+          <w:rFonts w:eastAsia="Arial"/>
+        </w:rPr>
+        <w:br/>
+      </w:r>
+      <w:r>
+        <w:rPr>
+          <w:rFonts w:eastAsia="Arial"/>
+        </w:rPr>
+        <w:t>Em vão foi na cruz derramada!</w:t>
       </w:r>
     </w:p>
     <w:p>
       <w:pPr>
-        <w:rPr>
-          <w:rFonts w:ascii="Arial" w:eastAsia="Arial" w:hAnsi="Arial" w:cs="Arial"/>
+        <w:spacing w:after="120"/>
+        <w:rPr>
+          <w:rFonts w:eastAsia="Arial"/>
           <w:b/>
           <w:bCs/>
           <w:i/>
@@ -131,62 +321,70 @@
       </w:pPr>
       <w:r>
         <w:rPr>
-          <w:rFonts w:ascii="Arial" w:eastAsia="Arial" w:hAnsi="Arial" w:cs="Arial"/>
-          <w:b/>
-          <w:bCs/>
-          <w:i/>
-          <w:iCs/>
-        </w:rPr>
-        <w:t>Desde o princípio por Deus criador</w:t>
+          <w:rFonts w:eastAsia="Arial"/>
+          <w:b/>
+          <w:bCs/>
+          <w:i/>
+          <w:iCs/>
+        </w:rPr>
+        <w:t>[REFRÃO]</w:t>
       </w:r>
     </w:p>
     <w:p>
       <w:pPr>
-        <w:rPr>
-          <w:rFonts w:ascii="Arial" w:eastAsia="Arial" w:hAnsi="Arial" w:cs="Arial"/>
-          <w:b/>
-          <w:bCs/>
-          <w:i/>
-          <w:iCs/>
+        <w:spacing w:after="120"/>
+        <w:rPr>
+          <w:rFonts w:eastAsia="Arial"/>
         </w:rPr>
       </w:pPr>
       <w:r>
         <w:rPr>
-          <w:rFonts w:ascii="Arial" w:eastAsia="Arial" w:hAnsi="Arial" w:cs="Arial"/>
-          <w:b/>
-          <w:bCs/>
-          <w:i/>
-          <w:iCs/>
-        </w:rPr>
-        <w:t xml:space="preserve">Escolhido </w:t>
-      </w:r>
-      <w:proofErr w:type="gramStart"/>
-      <w:r>
-        <w:rPr>
-          <w:rFonts w:ascii="Arial" w:eastAsia="Arial" w:hAnsi="Arial" w:cs="Arial"/>
-          <w:b/>
-          <w:bCs/>
-          <w:i/>
-          <w:iCs/>
-        </w:rPr>
-        <w:t>fui, escolhido</w:t>
-      </w:r>
-      <w:proofErr w:type="gramEnd"/>
-      <w:r>
-        <w:rPr>
-          <w:rFonts w:ascii="Arial" w:eastAsia="Arial" w:hAnsi="Arial" w:cs="Arial"/>
-          <w:b/>
-          <w:bCs/>
-          <w:i/>
-          <w:iCs/>
-        </w:rPr>
-        <w:t xml:space="preserve"> sou</w:t>
+          <w:rFonts w:eastAsia="Arial"/>
+        </w:rPr>
+        <w:t>Irresistível é a graça de Deus</w:t>
+      </w:r>
+      <w:r>
+        <w:rPr>
+          <w:rFonts w:eastAsia="Arial"/>
+        </w:rPr>
+        <w:br/>
+      </w:r>
+      <w:r>
+        <w:rPr>
+          <w:rFonts w:eastAsia="Arial"/>
+        </w:rPr>
+        <w:t>Ao que está morto em pecado</w:t>
+      </w:r>
+      <w:r>
+        <w:rPr>
+          <w:rFonts w:eastAsia="Arial"/>
+        </w:rPr>
+        <w:br/>
+      </w:r>
+      <w:r>
+        <w:rPr>
+          <w:rFonts w:eastAsia="Arial"/>
+        </w:rPr>
+        <w:t>É soberano o chamado do Pai</w:t>
+      </w:r>
+      <w:r>
+        <w:rPr>
+          <w:rFonts w:eastAsia="Arial"/>
+        </w:rPr>
+        <w:br/>
+      </w:r>
+      <w:r>
+        <w:rPr>
+          <w:rFonts w:eastAsia="Arial"/>
+        </w:rPr>
+        <w:t>Ao homem atraído e amado!</w:t>
       </w:r>
     </w:p>
     <w:p>
       <w:pPr>
-        <w:rPr>
-          <w:rFonts w:ascii="Arial" w:eastAsia="Arial" w:hAnsi="Arial" w:cs="Arial"/>
+        <w:spacing w:after="120"/>
+        <w:rPr>
+          <w:rFonts w:eastAsia="Arial"/>
           <w:b/>
           <w:bCs/>
           <w:i/>
@@ -195,360 +393,86 @@
       </w:pPr>
       <w:r>
         <w:rPr>
-          <w:rFonts w:ascii="Arial" w:eastAsia="Arial" w:hAnsi="Arial" w:cs="Arial"/>
-          <w:b/>
-          <w:bCs/>
-          <w:i/>
-          <w:iCs/>
-        </w:rPr>
-        <w:t>Pela graça, pelo amor</w:t>
+          <w:rFonts w:eastAsia="Arial"/>
+          <w:b/>
+          <w:bCs/>
+          <w:i/>
+          <w:iCs/>
+        </w:rPr>
+        <w:t>[REFRÃO]</w:t>
       </w:r>
     </w:p>
     <w:p>
       <w:pPr>
-        <w:rPr>
-          <w:rFonts w:ascii="Arial" w:eastAsia="Arial" w:hAnsi="Arial" w:cs="Arial"/>
-          <w:b/>
-          <w:bCs/>
+        <w:spacing w:after="120"/>
+        <w:rPr>
+          <w:rFonts w:eastAsia="Arial"/>
         </w:rPr>
       </w:pPr>
+      <w:r>
+        <w:rPr>
+          <w:rFonts w:eastAsia="Arial"/>
+        </w:rPr>
+        <w:t>Em santidade por Cristo viver</w:t>
+      </w:r>
+      <w:r>
+        <w:rPr>
+          <w:rFonts w:eastAsia="Arial"/>
+        </w:rPr>
+        <w:br/>
+      </w:r>
+      <w:r>
+        <w:rPr>
+          <w:rFonts w:eastAsia="Arial"/>
+        </w:rPr>
+        <w:t>Vencendo o mundo e o pecado</w:t>
+      </w:r>
+      <w:r>
+        <w:rPr>
+          <w:rFonts w:eastAsia="Arial"/>
+        </w:rPr>
+        <w:br/>
+      </w:r>
+      <w:r>
+        <w:rPr>
+          <w:rFonts w:eastAsia="Arial"/>
+        </w:rPr>
+        <w:t>Nada, ninguém, nem a morte ou mal</w:t>
+      </w:r>
+      <w:r>
+        <w:rPr>
+          <w:rFonts w:eastAsia="Arial"/>
+        </w:rPr>
+        <w:br/>
+      </w:r>
+      <w:r>
+        <w:rPr>
+          <w:rFonts w:eastAsia="Arial"/>
+        </w:rPr>
+        <w:t>Afastam de Deus seus amados</w:t>
+      </w:r>
     </w:p>
     <w:p>
       <w:pPr>
-        <w:rPr>
-          <w:rFonts w:ascii="Arial" w:eastAsia="Arial" w:hAnsi="Arial" w:cs="Arial"/>
+        <w:spacing w:after="120"/>
+        <w:rPr>
+          <w:rFonts w:eastAsia="Arial"/>
+          <w:b/>
+          <w:bCs/>
+          <w:i/>
+          <w:iCs/>
         </w:rPr>
       </w:pPr>
       <w:r>
         <w:rPr>
-          <w:rFonts w:ascii="Arial" w:eastAsia="Arial" w:hAnsi="Arial" w:cs="Arial"/>
-        </w:rPr>
-        <w:t>Não existia razão em mim</w:t>
-      </w:r>
-    </w:p>
-    <w:p>
-      <w:pPr>
-        <w:rPr>
-          <w:rFonts w:ascii="Arial" w:eastAsia="Arial" w:hAnsi="Arial" w:cs="Arial"/>
-        </w:rPr>
-      </w:pPr>
-      <w:r>
-        <w:rPr>
-          <w:rFonts w:ascii="Arial" w:eastAsia="Arial" w:hAnsi="Arial" w:cs="Arial"/>
-        </w:rPr>
-        <w:t>Para o Deus santo escolher-me</w:t>
-      </w:r>
-    </w:p>
-    <w:p>
-      <w:pPr>
-        <w:rPr>
-          <w:rFonts w:ascii="Arial" w:eastAsia="Arial" w:hAnsi="Arial" w:cs="Arial"/>
-        </w:rPr>
-      </w:pPr>
-      <w:r>
-        <w:rPr>
-          <w:rFonts w:ascii="Arial" w:eastAsia="Arial" w:hAnsi="Arial" w:cs="Arial"/>
-        </w:rPr>
-        <w:t>Sem exigência elegeu a mim</w:t>
-      </w:r>
-    </w:p>
-    <w:p>
-      <w:pPr>
-        <w:rPr>
-          <w:rFonts w:ascii="Arial" w:eastAsia="Arial" w:hAnsi="Arial" w:cs="Arial"/>
-        </w:rPr>
-      </w:pPr>
-      <w:r>
-        <w:rPr>
-          <w:rFonts w:ascii="Arial" w:eastAsia="Arial" w:hAnsi="Arial" w:cs="Arial"/>
-        </w:rPr>
-        <w:t>Pois nunca iria querer-lhe!</w:t>
-      </w:r>
-    </w:p>
-    <w:p>
-      <w:pPr>
-        <w:rPr>
-          <w:rFonts w:ascii="Arial" w:eastAsia="Arial" w:hAnsi="Arial" w:cs="Arial"/>
-        </w:rPr>
-      </w:pPr>
-    </w:p>
-    <w:p>
-      <w:pPr>
-        <w:rPr>
-          <w:rFonts w:ascii="Arial" w:eastAsia="Arial" w:hAnsi="Arial" w:cs="Arial"/>
-          <w:b/>
-          <w:bCs/>
-        </w:rPr>
-      </w:pPr>
-      <w:r>
-        <w:rPr>
-          <w:rFonts w:ascii="Arial" w:eastAsia="Arial" w:hAnsi="Arial" w:cs="Arial"/>
-          <w:b/>
-          <w:bCs/>
-        </w:rPr>
-        <w:t>[Refrão]</w:t>
-      </w:r>
-    </w:p>
-    <w:p>
-      <w:pPr>
-        <w:rPr>
-          <w:rFonts w:ascii="Arial" w:eastAsia="Arial" w:hAnsi="Arial" w:cs="Arial"/>
-          <w:b/>
-          <w:bCs/>
-        </w:rPr>
-      </w:pPr>
-    </w:p>
-    <w:p>
-      <w:pPr>
-        <w:rPr>
-          <w:rFonts w:ascii="Arial" w:eastAsia="Arial" w:hAnsi="Arial" w:cs="Arial"/>
-        </w:rPr>
-      </w:pPr>
-      <w:r>
-        <w:rPr>
-          <w:rFonts w:ascii="Arial" w:eastAsia="Arial" w:hAnsi="Arial" w:cs="Arial"/>
-        </w:rPr>
-        <w:t>Na morte de Cristo, o Salvador</w:t>
-      </w:r>
-    </w:p>
-    <w:p>
-      <w:pPr>
-        <w:rPr>
-          <w:rFonts w:ascii="Arial" w:eastAsia="Arial" w:hAnsi="Arial" w:cs="Arial"/>
-        </w:rPr>
-      </w:pPr>
-      <w:r>
-        <w:rPr>
-          <w:rFonts w:ascii="Arial" w:eastAsia="Arial" w:hAnsi="Arial" w:cs="Arial"/>
-        </w:rPr>
-        <w:t>A morte nos foi derrotada</w:t>
-      </w:r>
-    </w:p>
-    <w:p>
-      <w:pPr>
-        <w:rPr>
-          <w:rFonts w:ascii="Arial" w:eastAsia="Arial" w:hAnsi="Arial" w:cs="Arial"/>
-        </w:rPr>
-      </w:pPr>
-      <w:r>
-        <w:rPr>
-          <w:rFonts w:ascii="Arial" w:eastAsia="Arial" w:hAnsi="Arial" w:cs="Arial"/>
-        </w:rPr>
-        <w:t>Nem uma gota de sangue eficaz</w:t>
-      </w:r>
-    </w:p>
-    <w:p>
-      <w:pPr>
-        <w:rPr>
-          <w:rFonts w:ascii="Arial" w:eastAsia="Arial" w:hAnsi="Arial" w:cs="Arial"/>
-        </w:rPr>
-      </w:pPr>
-      <w:r>
-        <w:rPr>
-          <w:rFonts w:ascii="Arial" w:eastAsia="Arial" w:hAnsi="Arial" w:cs="Arial"/>
-        </w:rPr>
-        <w:t>Em vão foi na cruz derramada!</w:t>
-      </w:r>
-    </w:p>
-    <w:p>
-      <w:pPr>
-        <w:rPr>
-          <w:rFonts w:ascii="Arial" w:eastAsia="Arial" w:hAnsi="Arial" w:cs="Arial"/>
-        </w:rPr>
-      </w:pPr>
-    </w:p>
-    <w:p>
-      <w:pPr>
-        <w:rPr>
-          <w:rFonts w:ascii="Arial" w:eastAsia="Arial" w:hAnsi="Arial" w:cs="Arial"/>
-          <w:b/>
-          <w:bCs/>
-        </w:rPr>
-      </w:pPr>
-      <w:r>
-        <w:rPr>
-          <w:rFonts w:ascii="Arial" w:eastAsia="Arial" w:hAnsi="Arial" w:cs="Arial"/>
-          <w:b/>
-          <w:bCs/>
-        </w:rPr>
-        <w:t>[Refrão]</w:t>
-      </w:r>
-    </w:p>
-    <w:p>
-      <w:pPr>
-        <w:rPr>
-          <w:rFonts w:ascii="Arial" w:eastAsia="Arial" w:hAnsi="Arial" w:cs="Arial"/>
-          <w:b/>
-          <w:bCs/>
-        </w:rPr>
-      </w:pPr>
-    </w:p>
-    <w:p>
-      <w:pPr>
-        <w:rPr>
-          <w:rFonts w:ascii="Arial" w:eastAsia="Arial" w:hAnsi="Arial" w:cs="Arial"/>
-        </w:rPr>
-      </w:pPr>
-      <w:r>
-        <w:rPr>
-          <w:rFonts w:ascii="Arial" w:eastAsia="Arial" w:hAnsi="Arial" w:cs="Arial"/>
-        </w:rPr>
-        <w:t>Irresistível é a graça de Deus</w:t>
-      </w:r>
-    </w:p>
-    <w:p>
-      <w:pPr>
-        <w:rPr>
-          <w:rFonts w:ascii="Arial" w:eastAsia="Arial" w:hAnsi="Arial" w:cs="Arial"/>
-        </w:rPr>
-      </w:pPr>
-      <w:r>
-        <w:rPr>
-          <w:rFonts w:ascii="Arial" w:eastAsia="Arial" w:hAnsi="Arial" w:cs="Arial"/>
-        </w:rPr>
-        <w:t>Ao que está morto em pecado</w:t>
-      </w:r>
-    </w:p>
-    <w:p>
-      <w:pPr>
-        <w:rPr>
-          <w:rFonts w:ascii="Arial" w:eastAsia="Arial" w:hAnsi="Arial" w:cs="Arial"/>
-        </w:rPr>
-      </w:pPr>
-      <w:r>
-        <w:rPr>
-          <w:rFonts w:ascii="Arial" w:eastAsia="Arial" w:hAnsi="Arial" w:cs="Arial"/>
-        </w:rPr>
-        <w:t>É soberano o chamado do Pai</w:t>
-      </w:r>
-    </w:p>
-    <w:p>
-      <w:pPr>
-        <w:rPr>
-          <w:rFonts w:ascii="Arial" w:eastAsia="Arial" w:hAnsi="Arial" w:cs="Arial"/>
-        </w:rPr>
-      </w:pPr>
-      <w:r>
-        <w:rPr>
-          <w:rFonts w:ascii="Arial" w:eastAsia="Arial" w:hAnsi="Arial" w:cs="Arial"/>
-        </w:rPr>
-        <w:t>Ao homem atraído e amado!</w:t>
-      </w:r>
-    </w:p>
-    <w:p>
-      <w:pPr>
-        <w:rPr>
-          <w:rFonts w:ascii="Arial" w:eastAsia="Arial" w:hAnsi="Arial" w:cs="Arial"/>
-        </w:rPr>
-      </w:pPr>
-    </w:p>
-    <w:p>
-      <w:pPr>
-        <w:rPr>
-          <w:rFonts w:ascii="Arial" w:eastAsia="Arial" w:hAnsi="Arial" w:cs="Arial"/>
-          <w:b/>
-          <w:bCs/>
-        </w:rPr>
-      </w:pPr>
-      <w:r>
-        <w:rPr>
-          <w:rFonts w:ascii="Arial" w:eastAsia="Arial" w:hAnsi="Arial" w:cs="Arial"/>
-          <w:b/>
-          <w:bCs/>
-        </w:rPr>
-        <w:t>[Refrão]</w:t>
-      </w:r>
-    </w:p>
-    <w:p>
-      <w:pPr>
-        <w:rPr>
-          <w:rFonts w:ascii="Arial" w:eastAsia="Arial" w:hAnsi="Arial" w:cs="Arial"/>
-        </w:rPr>
-      </w:pPr>
-    </w:p>
-    <w:p>
-      <w:pPr>
-        <w:rPr>
-          <w:rFonts w:ascii="Arial" w:eastAsia="Arial" w:hAnsi="Arial" w:cs="Arial"/>
-        </w:rPr>
-      </w:pPr>
-      <w:r>
-        <w:rPr>
-          <w:rFonts w:ascii="Arial" w:eastAsia="Arial" w:hAnsi="Arial" w:cs="Arial"/>
-        </w:rPr>
-        <w:t>Em santidade por Cristo viver</w:t>
-      </w:r>
-    </w:p>
-    <w:p>
-      <w:pPr>
-        <w:rPr>
-          <w:rFonts w:ascii="Arial" w:eastAsia="Arial" w:hAnsi="Arial" w:cs="Arial"/>
-        </w:rPr>
-      </w:pPr>
-      <w:r>
-        <w:rPr>
-          <w:rFonts w:ascii="Arial" w:eastAsia="Arial" w:hAnsi="Arial" w:cs="Arial"/>
-        </w:rPr>
-        <w:t>Vencendo o mundo e o pecado</w:t>
-      </w:r>
-    </w:p>
-    <w:p>
-      <w:pPr>
-        <w:rPr>
-          <w:rFonts w:ascii="Arial" w:eastAsia="Arial" w:hAnsi="Arial" w:cs="Arial"/>
-        </w:rPr>
-      </w:pPr>
-      <w:r>
-        <w:rPr>
-          <w:rFonts w:ascii="Arial" w:eastAsia="Arial" w:hAnsi="Arial" w:cs="Arial"/>
-        </w:rPr>
-        <w:t>Nada, ninguém, nem a morte ou mal</w:t>
-      </w:r>
-    </w:p>
-    <w:p>
-      <w:pPr>
-        <w:rPr>
-          <w:rFonts w:ascii="Arial" w:eastAsia="Arial" w:hAnsi="Arial" w:cs="Arial"/>
-        </w:rPr>
-      </w:pPr>
-      <w:r>
-        <w:rPr>
-          <w:rFonts w:ascii="Arial" w:eastAsia="Arial" w:hAnsi="Arial" w:cs="Arial"/>
-        </w:rPr>
-        <w:t>Afastam de Deus seus amados</w:t>
-      </w:r>
-    </w:p>
-    <w:p>
-      <w:pPr>
-        <w:rPr>
-          <w:rFonts w:ascii="Arial" w:eastAsia="Arial" w:hAnsi="Arial" w:cs="Arial"/>
-        </w:rPr>
-      </w:pPr>
-    </w:p>
-    <w:p>
-      <w:pPr>
-        <w:rPr>
-          <w:rFonts w:ascii="Arial" w:eastAsia="Arial" w:hAnsi="Arial" w:cs="Arial"/>
-          <w:b/>
-          <w:bCs/>
-        </w:rPr>
-      </w:pPr>
-      <w:r>
-        <w:rPr>
-          <w:rFonts w:ascii="Arial" w:eastAsia="Arial" w:hAnsi="Arial" w:cs="Arial"/>
-          <w:b/>
-          <w:bCs/>
-        </w:rPr>
-        <w:t>[Refrão]</w:t>
-      </w:r>
-    </w:p>
-    <w:p>
-      <w:pPr>
-        <w:rPr>
-          <w:b/>
-          <w:bCs/>
-        </w:rPr>
-      </w:pPr>
+          <w:rFonts w:eastAsia="Arial"/>
+          <w:b/>
+          <w:bCs/>
+          <w:i/>
+          <w:iCs/>
+        </w:rPr>
+        <w:t>[REFRÃO]</w:t>
+      </w:r>
     </w:p>
     <w:sectPr>
       <w:pgSz w:w="11906" w:h="16838"/>
